--- a/Dokumentasi_Kuis1_SI5C_AqilaNike.docx
+++ b/Dokumentasi_Kuis1_SI5C_AqilaNike.docx
@@ -600,9 +600,8 @@
               <w:rPr>
                 <w:sz w:val="20"/>
                 <w:szCs w:val="20"/>
-                <w:highlight w:val="yellow"/>
-              </w:rPr>
-              <w:t>https://github.com/USERNAME_GITHUB/si5c_kuis1_AqilaNike</w:t>
+              </w:rPr>
+              <w:t>https://github.com/AqilaNike/si5c_kuis1_aqilanikeindriani</w:t>
             </w:r>
           </w:p>
         </w:tc>
@@ -14428,9 +14427,8 @@
               <w:rPr>
                 <w:sz w:val="20"/>
                 <w:szCs w:val="20"/>
-                <w:highlight w:val="yellow"/>
-              </w:rPr>
-              <w:t>https://github.com/USERNAME_GITHUB/si5c_kuis1_AqilaNike</w:t>
+              </w:rPr>
+              <w:t>https://github.com/AqilaNike/si5c_kuis1_aqilanikeindriani</w:t>
             </w:r>
           </w:p>
         </w:tc>
